--- a/Hotel_Amar_Atallah/docs/Hotel Amar Atallah.docx
+++ b/Hotel_Amar_Atallah/docs/Hotel Amar Atallah.docx
@@ -421,6 +421,133 @@
           <w:szCs w:val="28"/>
         </w:rPr>
         <w:t xml:space="preserve"> miatt, így nem kíséreltem meg a más oldalról való 1/1 kimásolását, hanem az AI segítségét kértem.</w:t>
+      </w:r>
+    </w:p>
+    <w:p>
+      <w:pPr>
+        <w:pStyle w:val="ListParagraph"/>
+        <w:ind w:left="720"/>
+        <w:jc w:val="both"/>
+        <w:rPr>
+          <w:b w:val="0"/>
+          <w:bCs w:val="0"/>
+          <w:sz w:val="28"/>
+          <w:szCs w:val="28"/>
+        </w:rPr>
+      </w:pPr>
+    </w:p>
+    <w:p>
+      <w:pPr>
+        <w:pStyle w:val="ListParagraph"/>
+        <w:numPr>
+          <w:ilvl w:val="0"/>
+          <w:numId w:val="7"/>
+        </w:numPr>
+        <w:jc w:val="both"/>
+        <w:rPr>
+          <w:b w:val="1"/>
+          <w:bCs w:val="1"/>
+          <w:sz w:val="32"/>
+          <w:szCs w:val="32"/>
+        </w:rPr>
+      </w:pPr>
+      <w:r>
+        <w:rPr>
+          <w:b w:val="1"/>
+          <w:bCs w:val="1"/>
+          <w:sz w:val="32"/>
+          <w:szCs w:val="32"/>
+        </w:rPr>
+        <w:t>Képek</w:t>
+      </w:r>
+    </w:p>
+    <w:p>
+      <w:pPr>
+        <w:pStyle w:val="ListParagraph"/>
+        <w:ind w:left="720"/>
+        <w:jc w:val="both"/>
+        <w:rPr>
+          <w:b w:val="0"/>
+          <w:bCs w:val="0"/>
+          <w:sz w:val="28"/>
+          <w:szCs w:val="28"/>
+        </w:rPr>
+      </w:pPr>
+    </w:p>
+    <w:p>
+      <w:pPr>
+        <w:pStyle w:val="ListParagraph"/>
+        <w:ind w:left="720"/>
+        <w:jc w:val="both"/>
+        <w:rPr>
+          <w:b w:val="0"/>
+          <w:bCs w:val="0"/>
+          <w:sz w:val="28"/>
+          <w:szCs w:val="28"/>
+        </w:rPr>
+      </w:pPr>
+      <w:r>
+        <w:rPr>
+          <w:b w:val="0"/>
+          <w:bCs w:val="0"/>
+          <w:sz w:val="28"/>
+          <w:szCs w:val="28"/>
+        </w:rPr>
+        <w:t xml:space="preserve">Képek generálásához a </w:t>
+      </w:r>
+      <w:r>
+        <w:rPr>
+          <w:b w:val="0"/>
+          <w:bCs w:val="0"/>
+          <w:sz w:val="28"/>
+          <w:szCs w:val="28"/>
+        </w:rPr>
+        <w:t>google</w:t>
+      </w:r>
+      <w:r>
+        <w:rPr>
+          <w:b w:val="0"/>
+          <w:bCs w:val="0"/>
+          <w:sz w:val="28"/>
+          <w:szCs w:val="28"/>
+        </w:rPr>
+        <w:t xml:space="preserve"> </w:t>
+      </w:r>
+      <w:r>
+        <w:rPr>
+          <w:b w:val="0"/>
+          <w:bCs w:val="0"/>
+          <w:sz w:val="28"/>
+          <w:szCs w:val="28"/>
+        </w:rPr>
+        <w:t>labs</w:t>
+      </w:r>
+      <w:r>
+        <w:rPr>
+          <w:b w:val="0"/>
+          <w:bCs w:val="0"/>
+          <w:sz w:val="28"/>
+          <w:szCs w:val="28"/>
+        </w:rPr>
+        <w:t xml:space="preserve"> Flow </w:t>
+      </w:r>
+      <w:r>
+        <w:rPr>
+          <w:b w:val="0"/>
+          <w:bCs w:val="0"/>
+          <w:sz w:val="28"/>
+          <w:szCs w:val="28"/>
+        </w:rPr>
+        <w:t>Ai</w:t>
+      </w:r>
+      <w:r>
+        <w:rPr>
+          <w:b w:val="0"/>
+          <w:bCs w:val="0"/>
+          <w:sz w:val="28"/>
+          <w:szCs w:val="28"/>
+        </w:rPr>
+        <w:t>-t használtam.</w:t>
       </w:r>
     </w:p>
     <w:sectPr>
@@ -435,6 +562,118 @@
 
 <file path=word/numbering.xml><?xml version="1.0" encoding="utf-8"?>
 <w:numbering xmlns:w="http://schemas.openxmlformats.org/wordprocessingml/2006/main">
+  <w:abstractNum xmlns:w="http://schemas.openxmlformats.org/wordprocessingml/2006/main" w:abstractNumId="7">
+    <w:nsid w:val="7747d73c"/>
+    <w:multiLevelType xmlns:w="http://schemas.openxmlformats.org/wordprocessingml/2006/main" w:val="hybridMultilevel"/>
+    <w:lvl xmlns:w="http://schemas.openxmlformats.org/wordprocessingml/2006/main" w:ilvl="0">
+      <w:start w:val="1"/>
+      <w:numFmt w:val="bullet"/>
+      <w:lvlText w:val=""/>
+      <w:lvlJc w:val="left"/>
+      <w:pPr>
+        <w:ind w:left="720" w:hanging="360"/>
+      </w:pPr>
+      <w:rPr>
+        <w:rFonts w:hint="default" w:ascii="Symbol" w:hAnsi="Symbol"/>
+      </w:rPr>
+    </w:lvl>
+    <w:lvl xmlns:w="http://schemas.openxmlformats.org/wordprocessingml/2006/main" w:ilvl="1">
+      <w:start w:val="1"/>
+      <w:numFmt w:val="bullet"/>
+      <w:lvlText w:val="o"/>
+      <w:lvlJc w:val="left"/>
+      <w:pPr>
+        <w:ind w:left="1440" w:hanging="360"/>
+      </w:pPr>
+      <w:rPr>
+        <w:rFonts w:hint="default" w:ascii="Courier New" w:hAnsi="Courier New"/>
+      </w:rPr>
+    </w:lvl>
+    <w:lvl xmlns:w="http://schemas.openxmlformats.org/wordprocessingml/2006/main" w:ilvl="2">
+      <w:start w:val="1"/>
+      <w:numFmt w:val="bullet"/>
+      <w:lvlText w:val=""/>
+      <w:lvlJc w:val="left"/>
+      <w:pPr>
+        <w:ind w:left="2160" w:hanging="360"/>
+      </w:pPr>
+      <w:rPr>
+        <w:rFonts w:hint="default" w:ascii="Wingdings" w:hAnsi="Wingdings"/>
+      </w:rPr>
+    </w:lvl>
+    <w:lvl xmlns:w="http://schemas.openxmlformats.org/wordprocessingml/2006/main" w:ilvl="3">
+      <w:start w:val="1"/>
+      <w:numFmt w:val="bullet"/>
+      <w:lvlText w:val=""/>
+      <w:lvlJc w:val="left"/>
+      <w:pPr>
+        <w:ind w:left="2880" w:hanging="360"/>
+      </w:pPr>
+      <w:rPr>
+        <w:rFonts w:hint="default" w:ascii="Symbol" w:hAnsi="Symbol"/>
+      </w:rPr>
+    </w:lvl>
+    <w:lvl xmlns:w="http://schemas.openxmlformats.org/wordprocessingml/2006/main" w:ilvl="4">
+      <w:start w:val="1"/>
+      <w:numFmt w:val="bullet"/>
+      <w:lvlText w:val="o"/>
+      <w:lvlJc w:val="left"/>
+      <w:pPr>
+        <w:ind w:left="3600" w:hanging="360"/>
+      </w:pPr>
+      <w:rPr>
+        <w:rFonts w:hint="default" w:ascii="Courier New" w:hAnsi="Courier New"/>
+      </w:rPr>
+    </w:lvl>
+    <w:lvl xmlns:w="http://schemas.openxmlformats.org/wordprocessingml/2006/main" w:ilvl="5">
+      <w:start w:val="1"/>
+      <w:numFmt w:val="bullet"/>
+      <w:lvlText w:val=""/>
+      <w:lvlJc w:val="left"/>
+      <w:pPr>
+        <w:ind w:left="4320" w:hanging="360"/>
+      </w:pPr>
+      <w:rPr>
+        <w:rFonts w:hint="default" w:ascii="Wingdings" w:hAnsi="Wingdings"/>
+      </w:rPr>
+    </w:lvl>
+    <w:lvl xmlns:w="http://schemas.openxmlformats.org/wordprocessingml/2006/main" w:ilvl="6">
+      <w:start w:val="1"/>
+      <w:numFmt w:val="bullet"/>
+      <w:lvlText w:val=""/>
+      <w:lvlJc w:val="left"/>
+      <w:pPr>
+        <w:ind w:left="5040" w:hanging="360"/>
+      </w:pPr>
+      <w:rPr>
+        <w:rFonts w:hint="default" w:ascii="Symbol" w:hAnsi="Symbol"/>
+      </w:rPr>
+    </w:lvl>
+    <w:lvl xmlns:w="http://schemas.openxmlformats.org/wordprocessingml/2006/main" w:ilvl="7">
+      <w:start w:val="1"/>
+      <w:numFmt w:val="bullet"/>
+      <w:lvlText w:val="o"/>
+      <w:lvlJc w:val="left"/>
+      <w:pPr>
+        <w:ind w:left="5760" w:hanging="360"/>
+      </w:pPr>
+      <w:rPr>
+        <w:rFonts w:hint="default" w:ascii="Courier New" w:hAnsi="Courier New"/>
+      </w:rPr>
+    </w:lvl>
+    <w:lvl xmlns:w="http://schemas.openxmlformats.org/wordprocessingml/2006/main" w:ilvl="8">
+      <w:start w:val="1"/>
+      <w:numFmt w:val="bullet"/>
+      <w:lvlText w:val=""/>
+      <w:lvlJc w:val="left"/>
+      <w:pPr>
+        <w:ind w:left="6480" w:hanging="360"/>
+      </w:pPr>
+      <w:rPr>
+        <w:rFonts w:hint="default" w:ascii="Wingdings" w:hAnsi="Wingdings"/>
+      </w:rPr>
+    </w:lvl>
+  </w:abstractNum>
   <w:abstractNum xmlns:w="http://schemas.openxmlformats.org/wordprocessingml/2006/main" w:abstractNumId="6">
     <w:nsid w:val="187cdd7b"/>
     <w:multiLevelType xmlns:w="http://schemas.openxmlformats.org/wordprocessingml/2006/main" w:val="hybridMultilevel"/>
@@ -1107,6 +1346,9 @@
       </w:rPr>
     </w:lvl>
   </w:abstractNum>
+  <w:num w:numId="7">
+    <w:abstractNumId w:val="7"/>
+  </w:num>
   <w:num w:numId="6">
     <w:abstractNumId w:val="6"/>
   </w:num>
@@ -1554,7 +1796,7 @@
     <w:name w:val="List Paragraph"/>
     <w:basedOn w:val="Normal"/>
     <w:qFormat/>
-    <w:rsid w:val="09D49AC6"/>
+    <w:rsid w:val="5D54A671"/>
     <w:pPr>
       <w:spacing/>
       <w:ind w:left="720"/>
